--- a/qa/docs/deliverables/テスト設計書.docx
+++ b/qa/docs/deliverables/テスト設計書.docx
@@ -205,7 +205,7 @@
                 <w:sz w:val="17"/>
                 <w:szCs w:val="17"/>
               </w:rPr>
-              <w:t xml:space="preserve">TD-TICKET-001 ／ v1.6（ステータス：Approved）</w:t>
+              <w:t xml:space="preserve">TD-TICKET-001 ／ v1.7（ステータス：Approved）</w:t>
             </w:r>
           </w:p>
         </w:tc>
@@ -272,7 +272,7 @@
                 <w:sz w:val="17"/>
                 <w:szCs w:val="17"/>
               </w:rPr>
-              <w:t xml:space="preserve">2026-06-13 ／ 仁後慎太郎</w:t>
+              <w:t xml:space="preserve">2026-07-23 ／ 仁後慎太郎</w:t>
             </w:r>
           </w:p>
         </w:tc>
@@ -575,24 +575,6 @@
     </w:p>
     <w:p>
       <w:pPr>
-        <w:pStyle w:val="ListParagraph"/>
-        <w:numPr>
-          <w:ilvl w:val="0"/>
-          <w:numId w:val="2"/>
-        </w:numPr>
-        <w:spacing w:after="60" w:line="264"/>
-      </w:pPr>
-      <w:r>
-        <w:rPr>
-          <w:rFonts w:ascii="Yu Gothic" w:cs="Yu Gothic" w:eastAsia="Yu Gothic" w:hAnsi="Yu Gothic"/>
-          <w:sz w:val="20"/>
-          <w:szCs w:val="20"/>
-        </w:rPr>
-        <w:t xml:space="preserve">探索的テスト：チャーターに基づき追加のテスト条件を抽出</w:t>
-      </w:r>
-    </w:p>
-    <w:p>
-      <w:pPr>
         <w:pStyle w:val="Heading1"/>
       </w:pPr>
       <w:r>
@@ -1591,7 +1573,7 @@
           <w:sz w:val="18"/>
           <w:szCs w:val="18"/>
         </w:rPr>
-        <w:t xml:space="preserve">（v1.6）本状態遷移モデル（許可/禁止エッジ）と §3.2 のデシジョンテーブル R1-R6 は、runn API 層（API-B：valid_edges / invalid_transitions / role_constraints）で網羅的に検証している。全 5×5 の遷移可否マトリクスは別紙「デシジョンテーブル.xlsx（状態遷移モデル）」を参照。</w:t>
+        <w:t xml:space="preserve">（v1.7）本状態遷移モデル（許可/禁止エッジ）と §3.2 のデシジョンテーブル R1-R6 は、単体層（pytest：can_transition_to の 5×5 全マトリクス25本＋check_status_change／can_update_status）と runn API 層（API-B：valid_edges / invalid_transitions / role_constraints）の両層で検証している。全 5×5 の遷移可否マトリクスは別紙「デシジョンテーブル.xlsx（状態遷移モデル）」を参照。</w:t>
       </w:r>
     </w:p>
     <w:p>
@@ -4396,7 +4378,7 @@
           <w:sz w:val="18"/>
           <w:szCs w:val="18"/>
         </w:rPr>
-        <w:t xml:space="preserve">※ R3（Agent が自分の担当を変更＝許可）は手動テストケースが未整備（Backlog）。ただし runn API 層（API-B3 role_constraints）が R3–R5 を網羅している（v1.4）。この“手動の穴”を隠さず明示する。</w:t>
+        <w:t xml:space="preserve">※ R3（Agent が自分の担当を変更＝許可）は手動テストケースが未整備（Backlog）。ただし単体層（pytest：test_assigned_agent_can_update_status 等）と runn API 層（API-B3 role_constraints）が R3–R5 を網羅している（v1.4／単体層は v1.7）。この“手動の穴”を隠さず明示する。</w:t>
       </w:r>
     </w:p>
     <w:p>
@@ -4420,7 +4402,7 @@
           <w:sz w:val="20"/>
           <w:szCs w:val="20"/>
         </w:rPr>
-        <w:t xml:space="preserve">各入力項目について、無効下限／有効下限／有効上限／無効上限の4点を整理する（ISTQB FL「3点境界値」準拠の表現）。</w:t>
+        <w:t xml:space="preserve">各入力項目について、無効下限／有効下限／有効上限／無効上限の4点を整理する（各境界とその外側の隣接値を取る 2値境界値分析（2-value BVA・ISTQB FL準拠））。</w:t>
       </w:r>
     </w:p>
     <w:tbl>
@@ -5763,66 +5745,7 @@
         <w:rPr>
           <w:rFonts w:ascii="Yu Gothic" w:cs="Yu Gothic" w:eastAsia="Yu Gothic" w:hAnsi="Yu Gothic"/>
         </w:rPr>
-        <w:t xml:space="preserve">5. テストチャーター（探索的テスト）</w:t>
-      </w:r>
-    </w:p>
-    <w:p>
-      <w:pPr>
-        <w:pStyle w:val="Heading2"/>
-      </w:pPr>
-      <w:r>
-        <w:rPr>
-          <w:rFonts w:ascii="Yu Gothic" w:cs="Yu Gothic" w:eastAsia="Yu Gothic" w:hAnsi="Yu Gothic"/>
-        </w:rPr>
-        <w:t xml:space="preserve">チャーター1（30分）</w:t>
-      </w:r>
-    </w:p>
-    <w:p>
-      <w:pPr>
-        <w:spacing w:after="120" w:before="0" w:line="276"/>
-      </w:pPr>
-      <w:r>
-        <w:rPr>
-          <w:rFonts w:ascii="Yu Gothic" w:cs="Yu Gothic" w:eastAsia="Yu Gothic" w:hAnsi="Yu Gothic"/>
-          <w:sz w:val="20"/>
-          <w:szCs w:val="20"/>
-        </w:rPr>
-        <w:t xml:space="preserve">目的：権限と直接アクセスの抜けを見つける。範囲：一覧 / 詳細 / 更新（URL 直叩き、ID 変更、ボタン表示）。着眼点：参照・更新・割当がロールどおりか、エラー表示の分かりやすさ。</w:t>
-      </w:r>
-    </w:p>
-    <w:p>
-      <w:pPr>
-        <w:pStyle w:val="Heading2"/>
-      </w:pPr>
-      <w:r>
-        <w:rPr>
-          <w:rFonts w:ascii="Yu Gothic" w:cs="Yu Gothic" w:eastAsia="Yu Gothic" w:hAnsi="Yu Gothic"/>
-        </w:rPr>
-        <w:t xml:space="preserve">チャーター2（30分）</w:t>
-      </w:r>
-    </w:p>
-    <w:p>
-      <w:pPr>
-        <w:spacing w:after="120" w:before="0" w:line="276"/>
-      </w:pPr>
-      <w:r>
-        <w:rPr>
-          <w:rFonts w:ascii="Yu Gothic" w:cs="Yu Gothic" w:eastAsia="Yu Gothic" w:hAnsi="Yu Gothic"/>
-          <w:sz w:val="20"/>
-          <w:szCs w:val="20"/>
-        </w:rPr>
-        <w:t xml:space="preserve">目的：状態遷移と履歴の破綻を見つける。範囲：遷移操作、コメント、履歴表示。着眼点：禁止遷移、二重クリック、戻る / 更新、履歴の時系列。</w:t>
-      </w:r>
-    </w:p>
-    <w:p>
-      <w:pPr>
-        <w:pStyle w:val="Heading1"/>
-      </w:pPr>
-      <w:r>
-        <w:rPr>
-          <w:rFonts w:ascii="Yu Gothic" w:cs="Yu Gothic" w:eastAsia="Yu Gothic" w:hAnsi="Yu Gothic"/>
-        </w:rPr>
-        <w:t xml:space="preserve">6. テストデータ・環境要件</w:t>
+        <w:t xml:space="preserve">5. テストデータ・環境要件</w:t>
       </w:r>
     </w:p>
     <w:p>
@@ -6486,7 +6409,7 @@
         <w:rPr>
           <w:rFonts w:ascii="Yu Gothic" w:cs="Yu Gothic" w:eastAsia="Yu Gothic" w:hAnsi="Yu Gothic"/>
         </w:rPr>
-        <w:t xml:space="preserve">7. 自動化対象の選定基準</w:t>
+        <w:t xml:space="preserve">6. 自動化対象の選定基準</w:t>
       </w:r>
     </w:p>
     <w:p>
@@ -6571,7 +6494,7 @@
           <w:sz w:val="20"/>
           <w:szCs w:val="20"/>
         </w:rPr>
-        <w:t xml:space="preserve">実欠陥（DEFECT-001 IDOR、DEFECT-002 body 長制約）の回帰防止：起票・修正したバグの再発を CI で即時検知</w:t>
+        <w:t xml:space="preserve">実欠陥（DEFECT-001 IDOR、DEFECT-002 body 長制約、DEFECT-003 期限過去日）の回帰防止：起票・修正したバグの再発を、その欠陥に最も近い層で CI により即時検知（DEFECT-002 の回帰は v1.2 で E2E から API-C へ移設）</w:t>
       </w:r>
     </w:p>
     <w:p>
@@ -6600,7 +6523,7 @@
         <w:rPr>
           <w:rFonts w:ascii="Yu Gothic" w:cs="Yu Gothic" w:eastAsia="Yu Gothic" w:hAnsi="Yu Gothic"/>
         </w:rPr>
-        <w:t xml:space="preserve">8. テスト層戦略（要約：80_test_layer_strategy）</w:t>
+        <w:t xml:space="preserve">7. テスト層戦略（要約：80_test_layer_strategy）</w:t>
       </w:r>
     </w:p>
     <w:p>
@@ -6613,7 +6536,7 @@
           <w:sz w:val="20"/>
           <w:szCs w:val="20"/>
         </w:rPr>
-        <w:t xml:space="preserve">認可マトリクスと状態遷移は本質的に組合せが爆発する。E2E で網羅すると遅く・脆く・観測点が粗い。これらは入力に対し期待結果が一意に決まる決定的な世界にあるため、速く決定的に叩ける API/インテグレーション層へ押し下げ、E2E は代表シナリオに絞る。</w:t>
+        <w:t xml:space="preserve">認可マトリクスと状態遷移は本質的に組合せが爆発する。E2E で網羅すると遅く・脆く・観測点が粗い。これらは入力に対し期待結果が一意に決まる決定的な世界にあるため、速く決定的に叩ける下層へ押し下げる——純ロジック（認可述語・状態遷移）は単体層（pytest）へ、HTTP 契約としての組合せ網羅は API/インテグレーション層へ。E2E は代表シナリオに絞る。</w:t>
       </w:r>
     </w:p>
     <w:tbl>
@@ -6808,7 +6731,7 @@
                 <w:sz w:val="17"/>
                 <w:szCs w:val="17"/>
               </w:rPr>
-              <w:t xml:space="preserve">仕様の深掘り・探索的・ユーザビリティ</w:t>
+              <w:t xml:space="preserve">仕様の深掘り・ユーザビリティ</w:t>
             </w:r>
           </w:p>
         </w:tc>
@@ -6841,6 +6764,105 @@
                 <w:szCs w:val="17"/>
               </w:rPr>
               <w:t xml:space="preserve">46件</w:t>
+            </w:r>
+          </w:p>
+        </w:tc>
+      </w:tr>
+      <w:tr>
+        <w:tc>
+          <w:tcPr>
+            <w:tcW w:type="dxa" w:w="2400"/>
+            <w:tcBorders>
+              <w:top w:val="single" w:color="BFBFBF" w:sz="1"/>
+              <w:left w:val="single" w:color="BFBFBF" w:sz="1"/>
+              <w:bottom w:val="single" w:color="BFBFBF" w:sz="1"/>
+              <w:right w:val="single" w:color="BFBFBF" w:sz="1"/>
+            </w:tcBorders>
+            <w:shd w:fill="F2F2F2" w:val="clear"/>
+            <w:tcMar>
+              <w:top w:type="dxa" w:w="50"/>
+              <w:left w:type="dxa" w:w="90"/>
+              <w:bottom w:type="dxa" w:w="50"/>
+              <w:right w:type="dxa" w:w="90"/>
+            </w:tcMar>
+            <w:vAlign w:val="center"/>
+          </w:tcPr>
+          <w:p>
+            <w:pPr>
+              <w:spacing w:after="0" w:line="248"/>
+              <w:jc w:val="center"/>
+            </w:pPr>
+            <w:r>
+              <w:rPr>
+                <w:rFonts w:ascii="Yu Gothic" w:cs="Yu Gothic" w:eastAsia="Yu Gothic" w:hAnsi="Yu Gothic"/>
+                <w:sz w:val="17"/>
+                <w:szCs w:val="17"/>
+              </w:rPr>
+              <w:t xml:space="preserve">単体 / pytest（v1.7 新設）</w:t>
+            </w:r>
+          </w:p>
+        </w:tc>
+        <w:tc>
+          <w:tcPr>
+            <w:tcW w:type="dxa" w:w="4626"/>
+            <w:tcBorders>
+              <w:top w:val="single" w:color="BFBFBF" w:sz="1"/>
+              <w:left w:val="single" w:color="BFBFBF" w:sz="1"/>
+              <w:bottom w:val="single" w:color="BFBFBF" w:sz="1"/>
+              <w:right w:val="single" w:color="BFBFBF" w:sz="1"/>
+            </w:tcBorders>
+            <w:shd w:fill="F2F2F2" w:val="clear"/>
+            <w:tcMar>
+              <w:top w:type="dxa" w:w="50"/>
+              <w:left w:type="dxa" w:w="90"/>
+              <w:bottom w:type="dxa" w:w="50"/>
+              <w:right w:type="dxa" w:w="90"/>
+            </w:tcMar>
+            <w:vAlign w:val="center"/>
+          </w:tcPr>
+          <w:p>
+            <w:pPr>
+              <w:spacing w:after="0" w:line="248"/>
+            </w:pPr>
+            <w:r>
+              <w:rPr>
+                <w:rFonts w:ascii="Yu Gothic" w:cs="Yu Gothic" w:eastAsia="Yu Gothic" w:hAnsi="Yu Gothic"/>
+                <w:sz w:val="17"/>
+                <w:szCs w:val="17"/>
+              </w:rPr>
+              <w:t xml:space="preserve">policy.py の認可述語・状態遷移の純ロジック（カバレッジ100%・mutation で検出力確認）</w:t>
+            </w:r>
+          </w:p>
+        </w:tc>
+        <w:tc>
+          <w:tcPr>
+            <w:tcW w:type="dxa" w:w="2000"/>
+            <w:tcBorders>
+              <w:top w:val="single" w:color="BFBFBF" w:sz="1"/>
+              <w:left w:val="single" w:color="BFBFBF" w:sz="1"/>
+              <w:bottom w:val="single" w:color="BFBFBF" w:sz="1"/>
+              <w:right w:val="single" w:color="BFBFBF" w:sz="1"/>
+            </w:tcBorders>
+            <w:shd w:fill="F2F2F2" w:val="clear"/>
+            <w:tcMar>
+              <w:top w:type="dxa" w:w="50"/>
+              <w:left w:type="dxa" w:w="90"/>
+              <w:bottom w:type="dxa" w:w="50"/>
+              <w:right w:type="dxa" w:w="90"/>
+            </w:tcMar>
+            <w:vAlign w:val="center"/>
+          </w:tcPr>
+          <w:p>
+            <w:pPr>
+              <w:spacing w:after="0" w:line="248"/>
+            </w:pPr>
+            <w:r>
+              <w:rPr>
+                <w:rFonts w:ascii="Yu Gothic" w:cs="Yu Gothic" w:eastAsia="Yu Gothic" w:hAnsi="Yu Gothic"/>
+                <w:sz w:val="17"/>
+                <w:szCs w:val="17"/>
+              </w:rPr>
+              <w:t xml:space="preserve">53件</w:t>
             </w:r>
           </w:p>
         </w:tc>
@@ -8177,7 +8199,7 @@
         <w:rPr>
           <w:rFonts w:ascii="Yu Gothic" w:cs="Yu Gothic" w:eastAsia="Yu Gothic" w:hAnsi="Yu Gothic"/>
         </w:rPr>
-        <w:t xml:space="preserve">9. 検出欠陥サマリ</w:t>
+        <w:t xml:space="preserve">8. 検出欠陥サマリ</w:t>
       </w:r>
     </w:p>
     <w:p>
@@ -9268,73 +9290,6 @@
                 <w:szCs w:val="17"/>
               </w:rPr>
               <w:t xml:space="preserve">境界・代表値に基づくテスト技法</w:t>
-            </w:r>
-          </w:p>
-        </w:tc>
-      </w:tr>
-      <w:tr>
-        <w:tc>
-          <w:tcPr>
-            <w:tcW w:type="dxa" w:w="2600"/>
-            <w:tcBorders>
-              <w:top w:val="single" w:color="BFBFBF" w:sz="1"/>
-              <w:left w:val="single" w:color="BFBFBF" w:sz="1"/>
-              <w:bottom w:val="single" w:color="BFBFBF" w:sz="1"/>
-              <w:right w:val="single" w:color="BFBFBF" w:sz="1"/>
-            </w:tcBorders>
-            <w:shd w:fill="FFFFFF" w:val="clear"/>
-            <w:tcMar>
-              <w:top w:type="dxa" w:w="50"/>
-              <w:left w:type="dxa" w:w="90"/>
-              <w:bottom w:type="dxa" w:w="50"/>
-              <w:right w:type="dxa" w:w="90"/>
-            </w:tcMar>
-            <w:vAlign w:val="center"/>
-          </w:tcPr>
-          <w:p>
-            <w:pPr>
-              <w:spacing w:after="0" w:line="248"/>
-              <w:jc w:val="center"/>
-            </w:pPr>
-            <w:r>
-              <w:rPr>
-                <w:rFonts w:ascii="Yu Gothic" w:cs="Yu Gothic" w:eastAsia="Yu Gothic" w:hAnsi="Yu Gothic"/>
-                <w:sz w:val="17"/>
-                <w:szCs w:val="17"/>
-              </w:rPr>
-              <w:t xml:space="preserve">探索的テスト</w:t>
-            </w:r>
-          </w:p>
-        </w:tc>
-        <w:tc>
-          <w:tcPr>
-            <w:tcW w:type="dxa" w:w="6426"/>
-            <w:tcBorders>
-              <w:top w:val="single" w:color="BFBFBF" w:sz="1"/>
-              <w:left w:val="single" w:color="BFBFBF" w:sz="1"/>
-              <w:bottom w:val="single" w:color="BFBFBF" w:sz="1"/>
-              <w:right w:val="single" w:color="BFBFBF" w:sz="1"/>
-            </w:tcBorders>
-            <w:shd w:fill="FFFFFF" w:val="clear"/>
-            <w:tcMar>
-              <w:top w:type="dxa" w:w="50"/>
-              <w:left w:type="dxa" w:w="90"/>
-              <w:bottom w:type="dxa" w:w="50"/>
-              <w:right w:type="dxa" w:w="90"/>
-            </w:tcMar>
-            <w:vAlign w:val="center"/>
-          </w:tcPr>
-          <w:p>
-            <w:pPr>
-              <w:spacing w:after="0" w:line="248"/>
-            </w:pPr>
-            <w:r>
-              <w:rPr>
-                <w:rFonts w:ascii="Yu Gothic" w:cs="Yu Gothic" w:eastAsia="Yu Gothic" w:hAnsi="Yu Gothic"/>
-                <w:sz w:val="17"/>
-                <w:szCs w:val="17"/>
-              </w:rPr>
-              <w:t xml:space="preserve">チャーターに基づき学習・設計・実行を同時に行う技法</w:t>
             </w:r>
           </w:p>
         </w:tc>
@@ -9535,7 +9490,7 @@
         <w:sz w:val="15"/>
         <w:szCs w:val="15"/>
       </w:rPr>
-      <w:t xml:space="preserve">テスト設計書 TD-TICKET-001 v1.6 ｜ チケット管理アプリ</w:t>
+      <w:t xml:space="preserve">テスト設計書 TD-TICKET-001 v1.7 ｜ チケット管理アプリ</w:t>
     </w:r>
   </w:p>
 </w:hdr>

--- a/qa/docs/deliverables/テスト設計書.docx
+++ b/qa/docs/deliverables/テスト設計書.docx
@@ -4067,7 +4067,7 @@
                 <w:sz w:val="17"/>
                 <w:szCs w:val="17"/>
               </w:rPr>
-              <w:t xml:space="preserve">TC-007 / Auto-04</w:t>
+              <w:t xml:space="preserve">TC-007</w:t>
             </w:r>
           </w:p>
         </w:tc>
